--- a/app/services/document_templates/abandono_3anios.docx
+++ b/app/services/document_templates/abandono_3anios.docx
@@ -2539,7 +2539,7 @@
           <w:sz w:val="24"/>
           <w:szCs w:val="24"/>
         </w:rPr>
-        <w:t>CUARTO OTROSÍ: Ruego a SS. se tenga presente como medio de notificación para los efectos de lo dispuesto en la Ley N° 21.394, en relación al nuevo artículo 254 N° 2 del Código de Procedimiento Civil, el siguiente correo electrónico: {{ abogado_email }}.</w:t>
+        <w:t>CUARTO OTROSÍ: Ruego a SS. se tenga presente como medio de notificación para los efectos de lo dispuesto en la Ley N° 21.394, en relación al nuevo artículo 254 N° 2 del Código de Procedimiento Civil, el siguiente correo electrónico: {{ abogado_email }}</w:t>
       </w:r>
       <w:r>
         <w:rPr>
@@ -2602,17 +2602,6 @@
           <w:szCs w:val="24"/>
         </w:rPr>
       </w:r>
-      <w:hyperlink r:id="rId8" w:history="1">
-        <w:r>
-          <w:rPr>
-            <w:rStyle w:val="Hipervnculo"/>
-            <w:rFonts w:ascii="Cambria" w:hAnsi="Cambria" w:cs="Courier New"/>
-            <w:sz w:val="24"/>
-            <w:szCs w:val="24"/>
-          </w:rPr>
-          <w:t>farroyo@segal.cl</w:t>
-        </w:r>
-      </w:hyperlink>
       <w:r>
         <w:rPr>
           <w:rFonts w:ascii="Cambria" w:hAnsi="Cambria" w:cs="Courier New"/>
